--- a/RAG/Forms/docx/Mau_1.1_–_Nghi_quyet__ca_biet__1011143252_2605081617.docx
+++ b/RAG/Forms/docx/Mau_1.1_–_Nghi_quyet__ca_biet__1011143252_2605081617.docx
@@ -14,8 +14,8 @@
         <w:tblLook w:val="0000" w:firstRow="0" w:lastRow="0" w:firstColumn="0" w:lastColumn="0" w:noHBand="0" w:noVBand="0"/>
       </w:tblPr>
       <w:tblGrid>
-        <w:gridCol w:w="3542"/>
-        <w:gridCol w:w="5837"/>
+        <w:gridCol w:w="3698"/>
+        <w:gridCol w:w="5681"/>
       </w:tblGrid>
       <w:tr>
         <w:trPr>
@@ -23,7 +23,7 @@
         </w:trPr>
         <w:tc>
           <w:tcPr>
-            <w:tcW w:w="3542" w:type="dxa"/>
+            <w:tcW w:w="3698" w:type="dxa"/>
             <w:tcBorders>
               <w:left w:val="nil"/>
               <w:bottom w:val="nil"/>
@@ -99,7 +99,7 @@
                 <w:color w:val="000000"/>
                 <w:shd w:val="clear" w:color="auto" w:fill="auto"/>
               </w:rPr>
-              <w:pict w14:anchorId="0358B0BE">
+              <w:pict w14:anchorId="02E2900A">
                 <v:line id="_x0000_s2052" alt="" style="position:absolute;left:0;text-align:left;z-index:1;mso-wrap-edited:f;mso-width-percent:0;mso-height-percent:0;mso-width-percent:0;mso-height-percent:0" from="43.2pt,3.1pt" to="129.45pt,3.1pt">
                   <w10:wrap side="right"/>
                 </v:line>
@@ -154,7 +154,7 @@
         </w:tc>
         <w:tc>
           <w:tcPr>
-            <w:tcW w:w="5837" w:type="dxa"/>
+            <w:tcW w:w="5681" w:type="dxa"/>
             <w:tcBorders>
               <w:left w:val="nil"/>
               <w:bottom w:val="nil"/>
@@ -237,7 +237,7 @@
                 <w:color w:val="000000"/>
                 <w:shd w:val="clear" w:color="auto" w:fill="auto"/>
               </w:rPr>
-              <w:pict w14:anchorId="78A7507F">
+              <w:pict w14:anchorId="20AD68B0">
                 <v:line id="_x0000_s2051" alt="" style="position:absolute;left:0;text-align:left;z-index:2;mso-wrap-edited:f;mso-width-percent:0;mso-height-percent:0;mso-width-percent:0;mso-height-percent:0" from="70.95pt,1.7pt" to="232.2pt,1.7pt">
                   <w10:wrap side="right"/>
                 </v:line>
@@ -437,7 +437,7 @@
           <w:noProof/>
           <w:color w:val="000000"/>
         </w:rPr>
-        <w:pict w14:anchorId="78D4BA0A">
+        <w:pict w14:anchorId="6A1946BC">
           <v:line id="_x0000_s2050" alt="" style="position:absolute;left:0;text-align:left;z-index:3;mso-wrap-edited:f;mso-width-percent:0;mso-height-percent:0;mso-width-percent:0;mso-height-percent:0" from="196.2pt,3.7pt" to="270.45pt,3.7pt">
             <w10:wrap side="right"/>
           </v:line>
@@ -575,7 +575,7 @@
           <w:szCs w:val="28"/>
           <w:lang w:eastAsia="vi-VN"/>
         </w:rPr>
-        <w:t>.;</w:t>
+        <w:t>;</w:t>
       </w:r>
     </w:p>
     <w:p>
@@ -929,12 +929,16 @@
               <w:spacing w:line="390" w:lineRule="exact"/>
               <w:ind w:firstLine="0"/>
               <w:rPr>
+                <w:b w:val="0"/>
+                <w:bCs w:val="0"/>
                 <w:color w:val="000000"/>
               </w:rPr>
             </w:pPr>
             <w:r>
               <w:rPr>
                 <w:rStyle w:val="Bodytext20"/>
+                <w:b/>
+                <w:bCs/>
                 <w:i/>
                 <w:iCs/>
                 <w:color w:val="000000"/>
@@ -1117,7 +1121,22 @@
                 <w:b/>
                 <w:bCs/>
               </w:rPr>
-              <w:t>{{QUYEN_HAN_CHUC_VU_NGUOI_KY}}</w:t>
+              <w:t>{{QUYEN_HAN_CHUC_</w:t>
+            </w:r>
+            <w:r>
+              <w:rPr>
+                <w:b/>
+                <w:bCs/>
+              </w:rPr>
+              <w:t>VU</w:t>
+            </w:r>
+            <w:r>
+              <w:rPr>
+                <w:b/>
+                <w:bCs/>
+                <w:lang w:val="vi-VN"/>
+              </w:rPr>
+              <w:t>_NGUOI_KY}}</w:t>
             </w:r>
           </w:p>
           <w:p>
@@ -1385,7 +1404,7 @@
         <w:noProof/>
         <w:sz w:val="20"/>
       </w:rPr>
-      <w:pict w14:anchorId="0ECCF625">
+      <w:pict w14:anchorId="082B9A90">
         <v:group id="_x0000_s1025" alt="" style="position:absolute;margin-left:232pt;margin-top:-230.35pt;width:2.1pt;height:467.7pt;rotation:270;z-index:1" coordorigin="15224,629" coordsize="42,9439">
           <v:line id="_x0000_s1026" alt="" style="position:absolute" from="15224,629" to="15224,10068" strokeweight=".5pt"/>
           <v:line id="_x0000_s1027" alt="" style="position:absolute" from="15266,629" to="15266,10068" strokeweight=".5pt"/>
